--- a/Team Project_CSCI325_Huu Hoang Do, Shane Mathis, Brandon Musch, Jamal Shipman.docx
+++ b/Team Project_CSCI325_Huu Hoang Do, Shane Mathis, Brandon Musch, Jamal Shipman.docx
@@ -21,7 +21,22 @@
           <w:sz w:val="48"/>
         </w:rPr>
         <w:br/>
-        <w:t>Requirements Documentation</w:t>
+      </w:r>
+      <w:r>
+        <w:rPr>
+          <w:b/>
+          <w:color w:val="17324D"/>
+          <w:sz w:val="48"/>
+        </w:rPr>
+        <w:t>Design</w:t>
+      </w:r>
+      <w:r>
+        <w:rPr>
+          <w:b/>
+          <w:color w:val="17324D"/>
+          <w:sz w:val="48"/>
+        </w:rPr>
+        <w:t xml:space="preserve"> Documentation</w:t>
       </w:r>
     </w:p>
     <w:p>
@@ -7760,6 +7775,11 @@
       </w:r>
     </w:p>
     <w:p>
+      <w:pPr>
+        <w:rPr>
+          <w:lang w:val="vi-VN"/>
+        </w:rPr>
+      </w:pPr>
       <w:r>
         <w:t xml:space="preserve">The team will communicate using </w:t>
       </w:r>
@@ -7771,6 +7791,342 @@
       </w:r>
       <w:r>
         <w:t>for daily messages and Blackboard Discussion Board for official course communication</w:t>
+      </w:r>
+    </w:p>
+    <w:p>
+      <w:pPr>
+        <w:pStyle w:val="Heading1"/>
+      </w:pPr>
+      <w:r>
+        <w:t>11. Updated Team Members with GitHub IDs</w:t>
+      </w:r>
+    </w:p>
+    <w:p>
+      <w:r>
+        <w:t>Huu Hoang Do - hoanghuu1720</w:t>
+      </w:r>
+      <w:r>
+        <w:br/>
+        <w:t>Shane Mathis – Shortballer2</w:t>
+      </w:r>
+      <w:r>
+        <w:br/>
+        <w:t>Brandon Musch - brandonmusch</w:t>
+      </w:r>
+      <w:r>
+        <w:br/>
+        <w:t>Jamal Shipman - jayijme</w:t>
+      </w:r>
+    </w:p>
+    <w:p>
+      <w:pPr>
+        <w:pStyle w:val="Heading1"/>
+      </w:pPr>
+      <w:r>
+        <w:t>12. Technologies Used</w:t>
+      </w:r>
+    </w:p>
+    <w:p>
+      <w:pPr>
+        <w:rPr>
+          <w:lang w:val="vi-VN"/>
+        </w:rPr>
+      </w:pPr>
+      <w:r>
+        <w:t>- C++</w:t>
+      </w:r>
+      <w:r>
+        <w:rPr>
+          <w:lang w:val="vi-VN"/>
+        </w:rPr>
+        <w:t xml:space="preserve"> and Java</w:t>
+      </w:r>
+      <w:r>
+        <w:br/>
+        <w:t>- Visual Studio Code</w:t>
+      </w:r>
+      <w:r>
+        <w:br/>
+        <w:t>- GitHub</w:t>
+      </w:r>
+      <w:r>
+        <w:br/>
+        <w:t>- Text files (.txt)</w:t>
+      </w:r>
+      <w:r>
+        <w:br/>
+        <w:t>- Draw.io UML Diagrams</w:t>
+      </w:r>
+    </w:p>
+    <w:p>
+      <w:pPr>
+        <w:pStyle w:val="Heading1"/>
+      </w:pPr>
+      <w:r>
+        <w:lastRenderedPageBreak/>
+        <w:t>1</w:t>
+      </w:r>
+      <w:r>
+        <w:rPr>
+          <w:lang w:val="vi-VN"/>
+        </w:rPr>
+        <w:t>3</w:t>
+      </w:r>
+      <w:r>
+        <w:t>. Detailed Class Descriptions</w:t>
+      </w:r>
+    </w:p>
+    <w:p>
+      <w:r>
+        <w:t>Assignment Class:</w:t>
+      </w:r>
+      <w:r>
+        <w:br/>
+        <w:t>Stores assignment information and due dates.</w:t>
+      </w:r>
+      <w:r>
+        <w:br/>
+        <w:t>Methods: addAssignment(), editAssignment(), deleteAssignment(), markComplete()</w:t>
+      </w:r>
+      <w:r>
+        <w:br/>
+      </w:r>
+      <w:r>
+        <w:br/>
+        <w:t>Course Class:</w:t>
+      </w:r>
+      <w:r>
+        <w:br/>
+        <w:t>Stores course information.</w:t>
+      </w:r>
+      <w:r>
+        <w:br/>
+        <w:t>Methods: createCourse(), editCourse()</w:t>
+      </w:r>
+      <w:r>
+        <w:br/>
+      </w:r>
+      <w:r>
+        <w:br/>
+        <w:t>PlannerManager Class:</w:t>
+      </w:r>
+      <w:r>
+        <w:br/>
+        <w:t>Handles assignment lists and planner organization.</w:t>
+      </w:r>
+      <w:r>
+        <w:br/>
+        <w:t>Methods: displayAssignments(), updateDashboard()</w:t>
+      </w:r>
+      <w:r>
+        <w:br/>
+      </w:r>
+      <w:r>
+        <w:br/>
+        <w:t>FileManager Class:</w:t>
+      </w:r>
+      <w:r>
+        <w:br/>
+        <w:t>Handles saving and loading data using text files.</w:t>
+      </w:r>
+      <w:r>
+        <w:br/>
+        <w:t>Methods: saveData(), loadData()</w:t>
+      </w:r>
+      <w:r>
+        <w:br/>
+      </w:r>
+      <w:r>
+        <w:br/>
+        <w:t>LoginWindow Class:</w:t>
+      </w:r>
+      <w:r>
+        <w:br/>
+        <w:t>Displays login screen and validates login information.</w:t>
+      </w:r>
+      <w:r>
+        <w:br/>
+        <w:t>Methods: showLoginScreen(), validateLogin()</w:t>
+      </w:r>
+      <w:r>
+        <w:br/>
+      </w:r>
+      <w:r>
+        <w:br/>
+        <w:t>CalendarView Class:</w:t>
+      </w:r>
+      <w:r>
+        <w:br/>
+        <w:t>Displays assignments in calendar format.</w:t>
+      </w:r>
+      <w:r>
+        <w:br/>
+        <w:t>Methods: displayCalendar(), moveMonth()</w:t>
+      </w:r>
+      <w:r>
+        <w:br/>
+      </w:r>
+      <w:r>
+        <w:br/>
+        <w:t>ReportGenerator Class:</w:t>
+      </w:r>
+      <w:r>
+        <w:br/>
+        <w:t>Generates student progress reports.</w:t>
+      </w:r>
+      <w:r>
+        <w:br/>
+        <w:t>Methods: generateReport(), calculateCompletion()</w:t>
+      </w:r>
+    </w:p>
+    <w:p>
+      <w:pPr>
+        <w:pStyle w:val="Heading1"/>
+      </w:pPr>
+      <w:r>
+        <w:t>14. UML Class Diagrams</w:t>
+      </w:r>
+    </w:p>
+    <w:p>
+      <w:r>
+        <w:t>Assignment Class Diagram</w:t>
+      </w:r>
+      <w:r>
+        <w:br/>
+      </w:r>
+      <w:r>
+        <w:br/>
+        <w:t>-----------------------------</w:t>
+      </w:r>
+      <w:r>
+        <w:br/>
+        <w:t>| Assignment                |</w:t>
+      </w:r>
+      <w:r>
+        <w:br/>
+        <w:t>-----------------------------</w:t>
+      </w:r>
+      <w:r>
+        <w:br/>
+        <w:t>| - assignmentName : string |</w:t>
+      </w:r>
+      <w:r>
+        <w:br/>
+        <w:t>| - dueDate : string        |</w:t>
+      </w:r>
+      <w:r>
+        <w:br/>
+        <w:t>| - priority : string       |</w:t>
+      </w:r>
+      <w:r>
+        <w:br/>
+        <w:t>-----------------------------</w:t>
+      </w:r>
+      <w:r>
+        <w:br/>
+        <w:t>| + addAssignment()         |</w:t>
+      </w:r>
+      <w:r>
+        <w:br/>
+        <w:t>| + editAssignment()        |</w:t>
+      </w:r>
+      <w:r>
+        <w:br/>
+        <w:t>| + deleteAssignment()      |</w:t>
+      </w:r>
+      <w:r>
+        <w:br/>
+        <w:t>-----------------------------</w:t>
+      </w:r>
+    </w:p>
+    <w:p>
+      <w:pPr>
+        <w:pStyle w:val="Heading1"/>
+      </w:pPr>
+      <w:r>
+        <w:lastRenderedPageBreak/>
+        <w:t>15. Updated Division of Labor</w:t>
+      </w:r>
+    </w:p>
+    <w:p>
+      <w:r>
+        <w:t>Huu Hoang Do and Shane Mathis:</w:t>
+      </w:r>
+      <w:r>
+        <w:br/>
+        <w:t>GUI screens, UML diagrams, documentation</w:t>
+      </w:r>
+      <w:r>
+        <w:br/>
+      </w:r>
+      <w:r>
+        <w:br/>
+        <w:t>Brandon Musch and Jamal Shipman:</w:t>
+      </w:r>
+      <w:r>
+        <w:br/>
+        <w:t>Backend classes and validation</w:t>
+      </w:r>
+      <w:r>
+        <w:br/>
+      </w:r>
+      <w:r>
+        <w:br/>
+        <w:t>All Team Members:</w:t>
+      </w:r>
+      <w:r>
+        <w:br/>
+        <w:t>Testing, GitHub commits, debugging</w:t>
+      </w:r>
+    </w:p>
+    <w:p>
+      <w:pPr>
+        <w:pStyle w:val="Heading1"/>
+      </w:pPr>
+      <w:r>
+        <w:t>16. Who Did What</w:t>
+      </w:r>
+    </w:p>
+    <w:p>
+      <w:r>
+        <w:t>Huu Hoang Do:</w:t>
+      </w:r>
+      <w:r>
+        <w:br/>
+        <w:t>Created UML diagrams and final document</w:t>
+      </w:r>
+      <w:r>
+        <w:br/>
+      </w:r>
+      <w:r>
+        <w:br/>
+        <w:t>Shane Mathis:</w:t>
+      </w:r>
+      <w:r>
+        <w:br/>
+        <w:t>Helped with GUI layout and documentation review</w:t>
+      </w:r>
+      <w:r>
+        <w:br/>
+      </w:r>
+      <w:r>
+        <w:br/>
+        <w:t>Brandon Musch:</w:t>
+      </w:r>
+      <w:r>
+        <w:br/>
+        <w:t>Designed backend classes</w:t>
+      </w:r>
+      <w:r>
+        <w:br/>
+      </w:r>
+      <w:r>
+        <w:br/>
+        <w:t>Jamal Shipman:</w:t>
+      </w:r>
+      <w:r>
+        <w:br/>
+        <w:t>Planned file handling and testing</w:t>
       </w:r>
     </w:p>
     <w:sectPr>
